--- a/docs/related/Urban_LiDAR_Report_FINAL.docx
+++ b/docs/related/Urban_LiDAR_Report_FINAL.docx
@@ -105,7 +105,7 @@
           <w:sz w:val="22"/>
           <w:szCs w:val="22"/>
         </w:rPr>
-        <w:t>Our dataset was provided in class and consists of a single .laz file entitled “UH-Lidar-Assignment-2026_UnClassified”. The entire dataset contains 15,357,396 individual lidar points. The dataset shows the regional geometry of the University of Houston Campus, centered on the Bauer College of Business and University Lofts region.</w:t>
+        <w:t>Our dataset was provided in class and consists of a single .laz file entitled “UH-Lidar-Assignment-2026_UnClassified”. The entire dataset contains 15,357,396 individual LiDAR points. The dataset shows the regional geometry of the University of Houston Campus, centered on the Bauer College of Business and University Lofts region.</w:t>
       </w:r>
     </w:p>
     <w:p>
